--- a/Tailored_CVs/Shinoy_Sioux_Technologies_Senior_Software_Test_Engineer.docx
+++ b/Tailored_CVs/Shinoy_Sioux_Technologies_Senior_Software_Test_Engineer.docx
@@ -70,7 +70,7 @@
           <w:b w:val="0"/>
           <w:sz w:val="19"/>
         </w:rPr>
-        <w:t>I am a QA Automation Engineer with over eight years of experience building reliable test frameworks and validating complex systems. I have a strong background in writing clear tests, automating workflows with tools like Selenium and Playwright, and working closely with developers to find and fix issues. Recently, I have also used AI tools like Gemini Code Assist to speed up test generation and deployment scripts.</w:t>
+        <w:t>I am a QA automation engineer with over 8 years of experience building scalable test frameworks using Java and TypeScript, along with hands-on practice in manual and exploratory testing. Throughout my career, I have worked closely with developers and product teams to translate requirements into thorough test plans and catch issues early. I hold a valid EU residence permit, live nearby in Amstelveen, and am available to start immediately.</w:t>
       </w:r>
     </w:p>
     <w:p>
@@ -288,7 +288,7 @@
           <w:b w:val="0"/>
           <w:sz w:val="18"/>
         </w:rPr>
-        <w:t>▸ Wrote and maintained test automation frameworks utilizing Java Selenium and Playwright TypeScript to verify complex software workflows and boost execution efficiency.</w:t>
+        <w:t>▸ Wrote and maintained clear test suites for complex applications, working closely with developers to locate and fix issues.</w:t>
       </w:r>
     </w:p>
     <w:p>
@@ -301,7 +301,7 @@
           <w:b w:val="0"/>
           <w:sz w:val="18"/>
         </w:rPr>
-        <w:t>▸ Performed both manual and automated testing on software builds to catch bugs early and ensure release stability before production deployment.</w:t>
+        <w:t>▸ Built test automation frameworks from scratch using Java Selenium and BDD Cucumber, and migrated frameworks to Playwright TypeScript to speed up execution.</w:t>
       </w:r>
     </w:p>
     <w:p>
@@ -314,7 +314,7 @@
           <w:b w:val="0"/>
           <w:sz w:val="18"/>
         </w:rPr>
-        <w:t>▸ Documented issues in detail using JIRA and teamed up with developers and SRE teams to troubleshoot and resolve bottlenecks.</w:t>
+        <w:t>▸ Performed manual testing, exploratory checks, and automated smoke runs on deployment builds to ensure high release stability.</w:t>
       </w:r>
     </w:p>
     <w:p>
@@ -327,7 +327,7 @@
           <w:b w:val="0"/>
           <w:sz w:val="18"/>
         </w:rPr>
-        <w:t>▸ Streamlined complex test generation scripts and deployment workflows by utilizing Gemini Code Assist to improve overall testing speed.</w:t>
+        <w:t>▸ Streamlined test generation and deployment scripts by utilizing AI tools like Gemini Code Assist.</w:t>
       </w:r>
     </w:p>
     <w:p>

--- a/Tailored_CVs/Shinoy_Sioux_Technologies_Senior_Software_Test_Engineer.docx
+++ b/Tailored_CVs/Shinoy_Sioux_Technologies_Senior_Software_Test_Engineer.docx
@@ -70,7 +70,7 @@
           <w:b w:val="0"/>
           <w:sz w:val="19"/>
         </w:rPr>
-        <w:t>I am a QA automation engineer with over 8 years of experience building scalable test frameworks using Java and TypeScript, along with hands-on practice in manual and exploratory testing. Throughout my career, I have worked closely with developers and product teams to translate requirements into thorough test plans and catch issues early. I hold a valid EU residence permit, live nearby in Amstelveen, and am available to start immediately.</w:t>
+        <w:t>I am a QA automation engineer with over 8 years of experience building reliable test frameworks and handling complex system testing. My background includes writing thorough automated and manual tests, working closely with developers to fix issues, and using Gemini Code Assist to streamline test generation. I hold a valid EU residence permit and am ready to contribute to high-tech projects at Sioux Technologies.</w:t>
       </w:r>
     </w:p>
     <w:p>
@@ -288,7 +288,7 @@
           <w:b w:val="0"/>
           <w:sz w:val="18"/>
         </w:rPr>
-        <w:t>▸ Wrote and maintained clear test suites for complex applications, working closely with developers to locate and fix issues.</w:t>
+        <w:t>▸ Created a test automation framework from scratch using Java Selenium and BDD Cucumber to verify payment processing workflows.</w:t>
       </w:r>
     </w:p>
     <w:p>
@@ -301,7 +301,7 @@
           <w:b w:val="0"/>
           <w:sz w:val="18"/>
         </w:rPr>
-        <w:t>▸ Built test automation frameworks from scratch using Java Selenium and BDD Cucumber, and migrated frameworks to Playwright TypeScript to speed up execution.</w:t>
+        <w:t>▸ Migrated existing test suites to Playwright TypeScript, improving execution efficiency by 20% for microservices architecture.</w:t>
       </w:r>
     </w:p>
     <w:p>
@@ -314,7 +314,7 @@
           <w:b w:val="0"/>
           <w:sz w:val="18"/>
         </w:rPr>
-        <w:t>▸ Performed manual testing, exploratory checks, and automated smoke runs on deployment builds to ensure high release stability.</w:t>
+        <w:t>▸ Performed exploratory, smoke, and regression testing on deployment builds to catch bugs early and ensure release stability.</w:t>
       </w:r>
     </w:p>
     <w:p>
@@ -327,7 +327,7 @@
           <w:b w:val="0"/>
           <w:sz w:val="18"/>
         </w:rPr>
-        <w:t>▸ Streamlined test generation and deployment scripts by utilizing AI tools like Gemini Code Assist.</w:t>
+        <w:t>▸ Streamlined test generation and deployment scripts utilizing Gemini Code Assist to speed up daily testing tasks.</w:t>
       </w:r>
     </w:p>
     <w:p>

--- a/Tailored_CVs/Shinoy_Sioux_Technologies_Senior_Software_Test_Engineer.docx
+++ b/Tailored_CVs/Shinoy_Sioux_Technologies_Senior_Software_Test_Engineer.docx
@@ -70,7 +70,7 @@
           <w:b w:val="0"/>
           <w:sz w:val="19"/>
         </w:rPr>
-        <w:t>I am a QA automation engineer with over 8 years of experience building reliable test frameworks and handling complex system testing. My background includes writing thorough automated and manual tests, working closely with developers to fix issues, and using Gemini Code Assist to streamline test generation. I hold a valid EU residence permit and am ready to contribute to high-tech projects at Sioux Technologies.</w:t>
+        <w:t>I am a QA automation engineer with over 8 years of experience building reliable test frameworks and improving software quality for financial and technical clients. My background includes designing automation suites using Java and Playwright, alongside performing manual and exploratory testing to catch issues early. I also use tools like Gemini Code Assist to speed up test generation and deployment scripts. I currently hold a valid EU residence permit and live in Amstelveen.</w:t>
       </w:r>
     </w:p>
     <w:p>
@@ -288,7 +288,7 @@
           <w:b w:val="0"/>
           <w:sz w:val="18"/>
         </w:rPr>
-        <w:t>▸ Created a test automation framework from scratch using Java Selenium and BDD Cucumber to verify payment processing workflows.</w:t>
+        <w:t>▸ Wrote clear, thorough tests and designed automation frameworks from scratch using Java Selenium and Playwright to improve test speed and execution efficiency.</w:t>
       </w:r>
     </w:p>
     <w:p>
@@ -301,7 +301,7 @@
           <w:b w:val="0"/>
           <w:sz w:val="18"/>
         </w:rPr>
-        <w:t>▸ Migrated existing test suites to Playwright TypeScript, improving execution efficiency by 20% for microservices architecture.</w:t>
+        <w:t>▸ Performed both manual exploratory testing and automated smoke runs on deployment builds to ensure high release stability across complex system architectures.</w:t>
       </w:r>
     </w:p>
     <w:p>
@@ -314,7 +314,7 @@
           <w:b w:val="0"/>
           <w:sz w:val="18"/>
         </w:rPr>
-        <w:t>▸ Performed exploratory, smoke, and regression testing on deployment builds to catch bugs early and ensure release stability.</w:t>
+        <w:t>▸ Documented issues in detail using JIRA and teamed up with developers to figure out and solve defects found during release cycles.</w:t>
       </w:r>
     </w:p>
     <w:p>
@@ -327,7 +327,7 @@
           <w:b w:val="0"/>
           <w:sz w:val="18"/>
         </w:rPr>
-        <w:t>▸ Streamlined test generation and deployment scripts utilizing Gemini Code Assist to speed up daily testing tasks.</w:t>
+        <w:t>▸ Streamlined test generation and deployment scripts by utilizing AI tools like Gemini Code Assist to support development teams.</w:t>
       </w:r>
     </w:p>
     <w:p>

--- a/Tailored_CVs/Shinoy_Sioux_Technologies_Senior_Software_Test_Engineer.docx
+++ b/Tailored_CVs/Shinoy_Sioux_Technologies_Senior_Software_Test_Engineer.docx
@@ -70,7 +70,7 @@
           <w:b w:val="0"/>
           <w:sz w:val="19"/>
         </w:rPr>
-        <w:t>I am a QA automation engineer with over 8 years of experience building reliable test frameworks and improving software quality for financial and technical clients. My background includes designing automation suites using Java and Playwright, alongside performing manual and exploratory testing to catch issues early. I also use tools like Gemini Code Assist to speed up test generation and deployment scripts. I currently hold a valid EU residence permit and live in Amstelveen.</w:t>
+        <w:t>I am a QA Automation Engineer with over eight years of experience testing complex software systems across financial and enterprise environments. My background includes building robust automation frameworks using Selenium and Playwright, alongside performing detailed manual testing and issue tracking. I also use tools like Gemini Code Assist to streamline test generation and deployment scripts.</w:t>
       </w:r>
     </w:p>
     <w:p>
@@ -288,7 +288,7 @@
           <w:b w:val="0"/>
           <w:sz w:val="18"/>
         </w:rPr>
-        <w:t>▸ Wrote clear, thorough tests and designed automation frameworks from scratch using Java Selenium and Playwright to improve test speed and execution efficiency.</w:t>
+        <w:t>▸ Created and maintained automated testing frameworks for complex software workflows using Java Selenium and TypeScript Playwright.</w:t>
       </w:r>
     </w:p>
     <w:p>
@@ -301,7 +301,7 @@
           <w:b w:val="0"/>
           <w:sz w:val="18"/>
         </w:rPr>
-        <w:t>▸ Performed both manual exploratory testing and automated smoke runs on deployment builds to ensure high release stability across complex system architectures.</w:t>
+        <w:t>▸ Performed both manual and exploratory testing alongside automated sanity runs to catch defects early in the release cycle.</w:t>
       </w:r>
     </w:p>
     <w:p>
@@ -314,7 +314,7 @@
           <w:b w:val="0"/>
           <w:sz w:val="18"/>
         </w:rPr>
-        <w:t>▸ Documented issues in detail using JIRA and teamed up with developers to figure out and solve defects found during release cycles.</w:t>
+        <w:t>▸ Documented issues in detail and teamed up with developers and SRE teams to resolve bugs and understand software architecture.</w:t>
       </w:r>
     </w:p>
     <w:p>
@@ -327,7 +327,7 @@
           <w:b w:val="0"/>
           <w:sz w:val="18"/>
         </w:rPr>
-        <w:t>▸ Streamlined test generation and deployment scripts by utilizing AI tools like Gemini Code Assist to support development teams.</w:t>
+        <w:t>▸ Streamlined test generation and deployment scripts utilizing AI tools like Gemini Code Assist to speed up delivery.</w:t>
       </w:r>
     </w:p>
     <w:p>
